--- a/PHPWord/invoice.docx
+++ b/PHPWord/invoice.docx
@@ -213,7 +213,7 @@
                 <w:szCs w:val="18"/>
                 <w:lang w:val="en-GB"/>
               </w:rPr>
-              <w:t>LCD Iphone 7+ White</w:t>
+              <w:t>LCD Iphone 6S Black</w:t>
             </w:r>
           </w:p>
         </w:tc>
@@ -235,6 +235,107 @@
                 <w:szCs w:val="18"/>
                 <w:lang w:val="en-GB"/>
               </w:rPr>
+              <w:t>  2 </w:t>
+            </w:r>
+          </w:p>
+        </w:tc>
+        <w:tc>
+          <w:tcPr>
+            <w:tcW w:w="1206" w:type="dxa"/>
+          </w:tcPr>
+          <w:p>
+            <w:pPr>
+              <w:rPr>
+                <w:sz w:val="18"/>
+                <w:szCs w:val="18"/>
+                <w:lang w:val="en-GB"/>
+              </w:rPr>
+            </w:pPr>
+            <w:r>
+              <w:rPr>
+                <w:sz w:val="18"/>
+                <w:szCs w:val="18"/>
+                <w:lang w:val="en-GB"/>
+              </w:rPr>
+              <w:t>  4500</w:t>
+            </w:r>
+          </w:p>
+        </w:tc>
+        <w:tc>
+          <w:tcPr>
+            <w:tcW w:w="1275" w:type="dxa"/>
+          </w:tcPr>
+          <w:p>
+            <w:pPr>
+              <w:rPr>
+                <w:sz w:val="18"/>
+                <w:szCs w:val="18"/>
+                <w:lang w:val="en-GB"/>
+              </w:rPr>
+            </w:pPr>
+            <w:r>
+              <w:rPr>
+                <w:sz w:val="18"/>
+                <w:szCs w:val="18"/>
+                <w:lang w:val="en-GB"/>
+              </w:rPr>
+              <w:t>9000</w:t>
+            </w:r>
+          </w:p>
+        </w:tc>
+      </w:tr>
+      <w:tr>
+        <w:trPr>
+          <w:jc w:val="center"/>
+        </w:trPr>
+        <w:tc>
+          <w:tcPr>
+            <w:tcW w:w="1413" w:type="dxa"/>
+          </w:tcPr>
+          <w:p>
+            <w:pPr>
+              <w:rPr>
+                <w:sz w:val="18"/>
+                <w:szCs w:val="18"/>
+                <w:lang w:val="en-GB"/>
+              </w:rPr>
+            </w:pPr>
+            <w:r>
+              <w:rPr>
+                <w:sz w:val="18"/>
+                <w:szCs w:val="18"/>
+                <w:lang w:val="en-GB"/>
+              </w:rPr>
+              <w:t xml:space="preserve">- </w:t>
+            </w:r>
+            <w:r>
+              <w:rPr>
+                <w:sz w:val="18"/>
+                <w:szCs w:val="18"/>
+                <w:lang w:val="en-GB"/>
+              </w:rPr>
+              <w:t>LCD Iphone 7G Black</w:t>
+            </w:r>
+          </w:p>
+        </w:tc>
+        <w:tc>
+          <w:tcPr>
+            <w:tcW w:w="637" w:type="dxa"/>
+          </w:tcPr>
+          <w:p>
+            <w:pPr>
+              <w:rPr>
+                <w:sz w:val="18"/>
+                <w:szCs w:val="18"/>
+                <w:lang w:val="en-GB"/>
+              </w:rPr>
+            </w:pPr>
+            <w:r>
+              <w:rPr>
+                <w:sz w:val="18"/>
+                <w:szCs w:val="18"/>
+                <w:lang w:val="en-GB"/>
+              </w:rPr>
               <w:t>  1 </w:t>
             </w:r>
           </w:p>
@@ -257,7 +358,7 @@
                 <w:szCs w:val="18"/>
                 <w:lang w:val="en-GB"/>
               </w:rPr>
-              <w:t>  4800</w:t>
+              <w:t>  4500</w:t>
             </w:r>
           </w:p>
         </w:tc>
@@ -279,7 +380,7 @@
                 <w:szCs w:val="18"/>
                 <w:lang w:val="en-GB"/>
               </w:rPr>
-              <w:t>4800</w:t>
+              <w:t>4500</w:t>
             </w:r>
           </w:p>
         </w:tc>
@@ -430,7 +531,7 @@
                 <w:szCs w:val="18"/>
                 <w:lang w:val="en-GB"/>
               </w:rPr>
-              <w:t>1</w:t>
+              <w:t>2</w:t>
             </w:r>
           </w:p>
         </w:tc>
@@ -465,7 +566,7 @@
                 <w:szCs w:val="18"/>
                 <w:lang w:val="en-GB"/>
               </w:rPr>
-              <w:t xml:space="preserve"> 4800</w:t>
+              <w:t xml:space="preserve"> 13500</w:t>
             </w:r>
           </w:p>
         </w:tc>
@@ -519,7 +620,7 @@
                 <w:szCs w:val="18"/>
                 <w:lang w:val="en-GB"/>
               </w:rPr>
-              <w:t xml:space="preserve"> 4800</w:t>
+              <w:t xml:space="preserve"> 13500</w:t>
             </w:r>
           </w:p>
         </w:tc>
@@ -653,7 +754,7 @@
                 <w:szCs w:val="18"/>
                 <w:lang w:val="en-GB"/>
               </w:rPr>
-              <w:t xml:space="preserve"> 20250214000001</w:t>
+              <w:t xml:space="preserve"> 20250330000012</w:t>
             </w:r>
           </w:p>
         </w:tc>
@@ -735,7 +836,7 @@
                 <w:szCs w:val="18"/>
                 <w:lang w:val="en-GB"/>
               </w:rPr>
-              <w:t xml:space="preserve"> UNKNOWN </w:t>
+              <w:t xml:space="preserve"> Hakim Maatar</w:t>
             </w:r>
           </w:p>
         </w:tc>
@@ -790,7 +891,7 @@
                 <w:szCs w:val="18"/>
                 <w:lang w:val="en-GB"/>
               </w:rPr>
-              <w:t xml:space="preserve"> 2025/02/14</w:t>
+              <w:t xml:space="preserve"> 2025/03/30</w:t>
             </w:r>
           </w:p>
         </w:tc>
